--- a/webapp/pdf/Solicitud_Deducciones_Retencion.docx
+++ b/webapp/pdf/Solicitud_Deducciones_Retencion.docx
@@ -248,6 +248,11 @@
         </w:rPr>
         <w:t xml:space="preserve"> </w:t>
       </w:r>
+      <w:r>
+        <w:rPr>
+          <w:rtl w:val="0"/>
+        </w:rPr>
+      </w:r>
     </w:p>
     <w:p>
       <w:pPr>
@@ -307,6 +312,11 @@
         </w:rPr>
         <w:t xml:space="preserve">Cuando el certificado de intereses de vivienda está a nombre del empleado y su cónyuge  y se va a tomar el 100% del derecho, se debe adjuntar la autorización del cónyuge que  cede el derecho.  </w:t>
       </w:r>
+      <w:r>
+        <w:rPr>
+          <w:rtl w:val="0"/>
+        </w:rPr>
+      </w:r>
     </w:p>
     <w:p>
       <w:pPr>
@@ -338,6 +348,11 @@
         </w:rPr>
         <w:t xml:space="preserve">Adjuntar el certificado tributario de crédito hipotecario con los pagos realizados en el año  anterior.  </w:t>
       </w:r>
+      <w:r>
+        <w:rPr>
+          <w:rtl w:val="0"/>
+        </w:rPr>
+      </w:r>
     </w:p>
     <w:p>
       <w:pPr>
@@ -452,6 +467,11 @@
           <w:rtl w:val="0"/>
         </w:rPr>
         <w:t xml:space="preserve">Adjuntar Certificado anual de los pagos realizados en el año anterior    </w:t>
+      </w:r>
+      <w:r>
+        <w:rPr>
+          <w:rtl w:val="0"/>
+        </w:rPr>
       </w:r>
     </w:p>
     <w:p>
@@ -522,19 +542,6 @@
         <w:tab/>
         <w:t xml:space="preserve"> </w:t>
       </w:r>
-    </w:p>
-    <w:p>
-      <w:pPr>
-        <w:ind w:left="720" w:firstLine="0"/>
-        <w:rPr/>
-      </w:pPr>
-      <w:r>
-        <w:rPr>
-          <w:vertAlign w:val="baseline"/>
-          <w:rtl w:val="0"/>
-        </w:rPr>
-        <w:t xml:space="preserve">Certifico que soy la única persona que está solicitando la deducción por los dependientes  aquí relacionado</w:t>
-      </w:r>
       <w:r>
         <w:rPr>
           <w:rtl w:val="0"/>
@@ -553,6 +560,53 @@
       </w:pPr>
       <w:r>
         <w:rPr>
+          <w:vertAlign w:val="baseline"/>
+          <w:rtl w:val="0"/>
+        </w:rPr>
+        <w:t xml:space="preserve">Certifico que soy la única persona que está solicitando la deducción por los dependientes  aquí relacionado</w:t>
+      </w:r>
+      <w:r>
+        <w:rPr>
+          <w:rtl w:val="0"/>
+        </w:rPr>
+      </w:r>
+    </w:p>
+    <w:p>
+      <w:pPr>
+        <w:rPr/>
+      </w:pPr>
+      <w:r>
+        <w:rPr>
+          <w:rtl w:val="0"/>
+        </w:rPr>
+      </w:r>
+    </w:p>
+    <w:p>
+      <w:pPr>
+        <w:rPr/>
+      </w:pPr>
+      <w:r>
+        <w:rPr>
+          <w:rtl w:val="0"/>
+        </w:rPr>
+      </w:r>
+    </w:p>
+    <w:p>
+      <w:pPr>
+        <w:rPr/>
+      </w:pPr>
+      <w:r>
+        <w:rPr>
+          <w:rtl w:val="0"/>
+        </w:rPr>
+      </w:r>
+    </w:p>
+    <w:p>
+      <w:pPr>
+        <w:rPr/>
+      </w:pPr>
+      <w:r>
+        <w:rPr>
           <w:rtl w:val="0"/>
         </w:rPr>
       </w:r>
@@ -565,10 +619,30 @@
           <w:pgSz w:h="15840" w:w="12240" w:orient="portrait"/>
           <w:pgMar w:bottom="1730.400390625" w:top="1316.8408203125" w:left="1752.0001220703125" w:right="1722.09228515625" w:header="0" w:footer="720"/>
           <w:cols w:equalWidth="0" w:num="2">
-            <w:col w:space="0" w:w="4400"/>
-            <w:col w:space="0" w:w="4400"/>
+            <w:col w:space="0" w:w="4382.953796386719"/>
+            <w:col w:space="0" w:w="4382.953796386719"/>
           </w:cols>
         </w:sectPr>
+      </w:pPr>
+      <w:r>
+        <w:rPr>
+          <w:rtl w:val="0"/>
+        </w:rPr>
+      </w:r>
+    </w:p>
+    <w:p>
+      <w:pPr>
+        <w:rPr/>
+      </w:pPr>
+      <w:r>
+        <w:rPr>
+          <w:rtl w:val="0"/>
+        </w:rPr>
+      </w:r>
+    </w:p>
+    <w:p>
+      <w:pPr>
+        <w:rPr/>
       </w:pPr>
       <w:r>
         <w:rPr>
@@ -626,7 +700,7 @@
         </w:trPr>
         <w:tc>
           <w:tcPr>
-            <w:shd w:fill="auto" w:val="clear"/>
+            <w:shd w:fill="b7b7b7" w:val="clear"/>
             <w:tcMar>
               <w:top w:w="100.0" w:type="dxa"/>
               <w:left w:w="100.0" w:type="dxa"/>
@@ -639,7 +713,6 @@
             <w:pPr>
               <w:keepNext w:val="0"/>
               <w:keepLines w:val="0"/>
-              <w:pageBreakBefore w:val="0"/>
               <w:widowControl w:val="0"/>
               <w:pBdr>
                 <w:top w:space="0" w:sz="0" w:val="nil"/>
@@ -673,7 +746,7 @@
         </w:tc>
         <w:tc>
           <w:tcPr>
-            <w:shd w:fill="auto" w:val="clear"/>
+            <w:shd w:fill="b7b7b7" w:val="clear"/>
             <w:tcMar>
               <w:top w:w="100.0" w:type="dxa"/>
               <w:left w:w="100.0" w:type="dxa"/>
@@ -686,7 +759,6 @@
             <w:pPr>
               <w:keepNext w:val="0"/>
               <w:keepLines w:val="0"/>
-              <w:pageBreakBefore w:val="0"/>
               <w:widowControl w:val="0"/>
               <w:pBdr>
                 <w:top w:space="0" w:sz="0" w:val="nil"/>
@@ -720,7 +792,7 @@
         </w:tc>
         <w:tc>
           <w:tcPr>
-            <w:shd w:fill="auto" w:val="clear"/>
+            <w:shd w:fill="b7b7b7" w:val="clear"/>
             <w:tcMar>
               <w:top w:w="100.0" w:type="dxa"/>
               <w:left w:w="100.0" w:type="dxa"/>
@@ -733,7 +805,6 @@
             <w:pPr>
               <w:keepNext w:val="0"/>
               <w:keepLines w:val="0"/>
-              <w:pageBreakBefore w:val="0"/>
               <w:widowControl w:val="0"/>
               <w:pBdr>
                 <w:top w:space="0" w:sz="0" w:val="nil"/>
@@ -767,7 +838,7 @@
         </w:tc>
         <w:tc>
           <w:tcPr>
-            <w:shd w:fill="auto" w:val="clear"/>
+            <w:shd w:fill="b7b7b7" w:val="clear"/>
             <w:tcMar>
               <w:top w:w="100.0" w:type="dxa"/>
               <w:left w:w="100.0" w:type="dxa"/>
@@ -780,7 +851,6 @@
             <w:pPr>
               <w:keepNext w:val="0"/>
               <w:keepLines w:val="0"/>
-              <w:pageBreakBefore w:val="0"/>
               <w:widowControl w:val="0"/>
               <w:pBdr>
                 <w:top w:space="0" w:sz="0" w:val="nil"/>
@@ -814,7 +884,7 @@
         </w:tc>
         <w:tc>
           <w:tcPr>
-            <w:shd w:fill="auto" w:val="clear"/>
+            <w:shd w:fill="b7b7b7" w:val="clear"/>
             <w:tcMar>
               <w:top w:w="100.0" w:type="dxa"/>
               <w:left w:w="100.0" w:type="dxa"/>
@@ -827,7 +897,6 @@
             <w:pPr>
               <w:keepNext w:val="0"/>
               <w:keepLines w:val="0"/>
-              <w:pageBreakBefore w:val="0"/>
               <w:widowControl w:val="0"/>
               <w:pBdr>
                 <w:top w:space="0" w:sz="0" w:val="nil"/>
@@ -880,7 +949,6 @@
             <w:pPr>
               <w:keepNext w:val="0"/>
               <w:keepLines w:val="0"/>
-              <w:pageBreakBefore w:val="0"/>
               <w:widowControl w:val="0"/>
               <w:pBdr>
                 <w:top w:space="0" w:sz="0" w:val="nil"/>
@@ -920,7 +988,6 @@
             <w:pPr>
               <w:keepNext w:val="0"/>
               <w:keepLines w:val="0"/>
-              <w:pageBreakBefore w:val="0"/>
               <w:widowControl w:val="0"/>
               <w:pBdr>
                 <w:top w:space="0" w:sz="0" w:val="nil"/>
@@ -963,7 +1030,6 @@
             <w:pPr>
               <w:keepNext w:val="0"/>
               <w:keepLines w:val="0"/>
-              <w:pageBreakBefore w:val="0"/>
               <w:widowControl w:val="0"/>
               <w:pBdr>
                 <w:top w:space="0" w:sz="0" w:val="nil"/>
@@ -1003,7 +1069,6 @@
             <w:pPr>
               <w:keepNext w:val="0"/>
               <w:keepLines w:val="0"/>
-              <w:pageBreakBefore w:val="0"/>
               <w:widowControl w:val="0"/>
               <w:pBdr>
                 <w:top w:space="0" w:sz="0" w:val="nil"/>
@@ -1043,7 +1108,6 @@
             <w:pPr>
               <w:keepNext w:val="0"/>
               <w:keepLines w:val="0"/>
-              <w:pageBreakBefore w:val="0"/>
               <w:widowControl w:val="0"/>
               <w:pBdr>
                 <w:top w:space="0" w:sz="0" w:val="nil"/>
@@ -1089,7 +1153,6 @@
             <w:pPr>
               <w:keepNext w:val="0"/>
               <w:keepLines w:val="0"/>
-              <w:pageBreakBefore w:val="0"/>
               <w:widowControl w:val="0"/>
               <w:pBdr>
                 <w:top w:space="0" w:sz="0" w:val="nil"/>
@@ -1129,7 +1192,6 @@
             <w:pPr>
               <w:keepNext w:val="0"/>
               <w:keepLines w:val="0"/>
-              <w:pageBreakBefore w:val="0"/>
               <w:widowControl w:val="0"/>
               <w:pBdr>
                 <w:top w:space="0" w:sz="0" w:val="nil"/>
@@ -1172,7 +1234,6 @@
             <w:pPr>
               <w:keepNext w:val="0"/>
               <w:keepLines w:val="0"/>
-              <w:pageBreakBefore w:val="0"/>
               <w:widowControl w:val="0"/>
               <w:pBdr>
                 <w:top w:space="0" w:sz="0" w:val="nil"/>
@@ -1212,7 +1273,6 @@
             <w:pPr>
               <w:keepNext w:val="0"/>
               <w:keepLines w:val="0"/>
-              <w:pageBreakBefore w:val="0"/>
               <w:widowControl w:val="0"/>
               <w:pBdr>
                 <w:top w:space="0" w:sz="0" w:val="nil"/>
@@ -1252,7 +1312,6 @@
             <w:pPr>
               <w:keepNext w:val="0"/>
               <w:keepLines w:val="0"/>
-              <w:pageBreakBefore w:val="0"/>
               <w:widowControl w:val="0"/>
               <w:pBdr>
                 <w:top w:space="0" w:sz="0" w:val="nil"/>
@@ -1298,7 +1357,6 @@
             <w:pPr>
               <w:keepNext w:val="0"/>
               <w:keepLines w:val="0"/>
-              <w:pageBreakBefore w:val="0"/>
               <w:widowControl w:val="0"/>
               <w:pBdr>
                 <w:top w:space="0" w:sz="0" w:val="nil"/>
@@ -1338,7 +1396,6 @@
             <w:pPr>
               <w:keepNext w:val="0"/>
               <w:keepLines w:val="0"/>
-              <w:pageBreakBefore w:val="0"/>
               <w:widowControl w:val="0"/>
               <w:pBdr>
                 <w:top w:space="0" w:sz="0" w:val="nil"/>
@@ -1381,7 +1438,6 @@
             <w:pPr>
               <w:keepNext w:val="0"/>
               <w:keepLines w:val="0"/>
-              <w:pageBreakBefore w:val="0"/>
               <w:widowControl w:val="0"/>
               <w:pBdr>
                 <w:top w:space="0" w:sz="0" w:val="nil"/>
@@ -1421,7 +1477,6 @@
             <w:pPr>
               <w:keepNext w:val="0"/>
               <w:keepLines w:val="0"/>
-              <w:pageBreakBefore w:val="0"/>
               <w:widowControl w:val="0"/>
               <w:pBdr>
                 <w:top w:space="0" w:sz="0" w:val="nil"/>
@@ -1461,7 +1516,6 @@
             <w:pPr>
               <w:keepNext w:val="0"/>
               <w:keepLines w:val="0"/>
-              <w:pageBreakBefore w:val="0"/>
               <w:widowControl w:val="0"/>
               <w:pBdr>
                 <w:top w:space="0" w:sz="0" w:val="nil"/>
@@ -1507,7 +1561,6 @@
             <w:pPr>
               <w:keepNext w:val="0"/>
               <w:keepLines w:val="0"/>
-              <w:pageBreakBefore w:val="0"/>
               <w:widowControl w:val="0"/>
               <w:pBdr>
                 <w:top w:space="0" w:sz="0" w:val="nil"/>
@@ -1547,7 +1600,6 @@
             <w:pPr>
               <w:keepNext w:val="0"/>
               <w:keepLines w:val="0"/>
-              <w:pageBreakBefore w:val="0"/>
               <w:widowControl w:val="0"/>
               <w:pBdr>
                 <w:top w:space="0" w:sz="0" w:val="nil"/>
@@ -1590,7 +1642,6 @@
             <w:pPr>
               <w:keepNext w:val="0"/>
               <w:keepLines w:val="0"/>
-              <w:pageBreakBefore w:val="0"/>
               <w:widowControl w:val="0"/>
               <w:pBdr>
                 <w:top w:space="0" w:sz="0" w:val="nil"/>
@@ -1630,7 +1681,6 @@
             <w:pPr>
               <w:keepNext w:val="0"/>
               <w:keepLines w:val="0"/>
-              <w:pageBreakBefore w:val="0"/>
               <w:widowControl w:val="0"/>
               <w:pBdr>
                 <w:top w:space="0" w:sz="0" w:val="nil"/>
@@ -1670,7 +1720,6 @@
             <w:pPr>
               <w:keepNext w:val="0"/>
               <w:keepLines w:val="0"/>
-              <w:pageBreakBefore w:val="0"/>
               <w:widowControl w:val="0"/>
               <w:pBdr>
                 <w:top w:space="0" w:sz="0" w:val="nil"/>
@@ -1752,6 +1801,11 @@
         </w:rPr>
         <w:t xml:space="preserve">El beneficio por dependientes no es acumulable, es decir, es igual el beneficio obtenido  por uno o varios dependientes.  </w:t>
       </w:r>
+      <w:r>
+        <w:rPr>
+          <w:rtl w:val="0"/>
+        </w:rPr>
+      </w:r>
     </w:p>
     <w:p>
       <w:pPr>
@@ -1783,6 +1837,11 @@
         </w:rPr>
         <w:t xml:space="preserve">Adjuntar la documentación necesaria en cada caso:  </w:t>
       </w:r>
+      <w:r>
+        <w:rPr>
+          <w:rtl w:val="0"/>
+        </w:rPr>
+      </w:r>
     </w:p>
     <w:p>
       <w:pPr>
@@ -1993,10 +2052,19 @@
     </w:p>
     <w:p>
       <w:pPr>
+        <w:ind w:left="0" w:firstLine="0"/>
+        <w:rPr/>
+      </w:pPr>
+      <w:r>
+        <w:rPr>
+          <w:rtl w:val="0"/>
+        </w:rPr>
+      </w:r>
+    </w:p>
+    <w:p>
+      <w:pPr>
         <w:ind w:left="720" w:firstLine="0"/>
-        <w:rPr>
-          <w:vertAlign w:val="baseline"/>
-        </w:rPr>
+        <w:rPr/>
       </w:pPr>
       <w:r>
         <w:rPr>
@@ -2005,13 +2073,16 @@
         </w:rPr>
         <w:t xml:space="preserve">Firma: ____________________________________  </w:t>
       </w:r>
+      <w:r>
+        <w:rPr>
+          <w:rtl w:val="0"/>
+        </w:rPr>
+      </w:r>
     </w:p>
     <w:p>
       <w:pPr>
         <w:ind w:left="720" w:firstLine="0"/>
-        <w:rPr>
-          <w:vertAlign w:val="baseline"/>
-        </w:rPr>
+        <w:rPr/>
       </w:pPr>
       <w:r>
         <w:rPr>
@@ -2019,6 +2090,11 @@
           <w:rtl w:val="0"/>
         </w:rPr>
         <w:t xml:space="preserve">Nombre: __________________________________  </w:t>
+      </w:r>
+      <w:r>
+        <w:rPr>
+          <w:rtl w:val="0"/>
+        </w:rPr>
       </w:r>
     </w:p>
     <w:p>
@@ -2040,9 +2116,6 @@
       <w:type w:val="continuous"/>
       <w:pgSz w:h="15840" w:w="12240" w:orient="portrait"/>
       <w:pgMar w:bottom="1730.400390625" w:top="1316.8408203125" w:left="1677.5999450683594" w:right="1703.9990234375" w:header="0" w:footer="720"/>
-      <w:cols w:equalWidth="0" w:num="1">
-        <w:col w:space="0" w:w="8858.40103149414"/>
-      </w:cols>
     </w:sectPr>
   </w:body>
 </w:document>
@@ -3001,4 +3074,19 @@
   </a:objectDefaults>
   <a:extraClrSchemeLst/>
 </a:theme>
+</file>
+
+<file path=customXML/item1.xml><?xml version="1.0" encoding="utf-8"?>
+<go:gDocsCustomXmlDataStorage xmlns:go="http://customooxmlschemas.google.com/" xmlns:r="http://schemas.openxmlformats.org/officeDocument/2006/relationships" uri="GoogleDocsCustomDataVersion2">
+  <go:docsCustomData xmlns:go="http://customooxmlschemas.google.com/" roundtripDataSignature="AMtx7mhhjCNq9cgNdDBOFIZG8771T70yvg==">CgMxLjA4AHIhMTJ6LVBLaGFJUUUzQnlxVFJVX0JLeU1xalpxZ3RkMUJE</go:docsCustomData>
+</go:gDocsCustomXmlDataStorage>
+</file>
+
+<file path=customXML/itemProps1.xml><?xml version="1.0" encoding="utf-8"?>
+<ds:datastoreItem xmlns:ds="http://schemas.openxmlformats.org/officeDocument/2006/customXml" ds:itemID="{11111111-1234-1234-1234-123412341234}">
+  <ds:schemaRefs>
+    <ds:schemaRef ds:uri="http://schemas.openxmlformats.org/officeDocument/2006/relationships"/>
+    <ds:schemaRef ds:uri="http://customooxmlschemas.google.com/"/>
+  </ds:schemaRefs>
+</ds:datastoreItem>
 </file>